--- a/report_assets/KHCN templates/Chứng từ giải ngân/HĐ thi công nhà kính - BB nghiệm thu.docx
+++ b/report_assets/KHCN templates/Chứng từ giải ngân/HĐ thi công nhà kính - BB nghiệm thu.docx
@@ -184,7 +184,7 @@
           </mc:Choice>
           <mc:Fallback>
             <w:pict>
-              <v:shapetype w14:anchorId="0CC31185" id="_x0000_t32" coordsize="21600,21600" o:spt="32" o:oned="t" path="m,l21600,21600e" filled="f">
+              <v:shapetype w14:anchorId="75E21540" id="_x0000_t32" coordsize="21600,21600" o:spt="32" o:oned="t" path="m,l21600,21600e" filled="f">
                 <v:path arrowok="t" fillok="f" o:connecttype="none"/>
                 <o:lock v:ext="edit" shapetype="t"/>
               </v:shapetype>
@@ -295,7 +295,7 @@
           <w:szCs w:val="28"/>
           <w:lang w:val="en-US"/>
         </w:rPr>
-        <w:t>[PA.C45]</w:t>
+        <w:t>[PA.Số HĐ thi công]</w:t>
       </w:r>
     </w:p>
     <w:p>
@@ -409,7 +409,15 @@
           <w:szCs w:val="28"/>
           <w:lang w:val="en-US"/>
         </w:rPr>
-        <w:t>ngày [PA.C46]</w:t>
+        <w:t xml:space="preserve">ngày </w:t>
+      </w:r>
+      <w:r>
+        <w:rPr>
+          <w:rFonts w:eastAsia="Calibri" w:cs="Times New Roman"/>
+          <w:sz w:val="26"/>
+          <w:szCs w:val="28"/>
+        </w:rPr>
+        <w:t>[PA.Ngày HĐ thi công]</w:t>
       </w:r>
       <w:r>
         <w:rPr>
@@ -438,7 +446,7 @@
           <w:szCs w:val="28"/>
           <w:lang w:val="en-US"/>
         </w:rPr>
-        <w:t>[PA.I7]</w:t>
+        <w:t>[PA.Địa chỉ đất NN]</w:t>
       </w:r>
       <w:r>
         <w:rPr>
@@ -714,7 +722,7 @@
           <w:szCs w:val="28"/>
           <w:lang w:val="en-US"/>
         </w:rPr>
-        <w:t>[PA.I7]</w:t>
+        <w:t>[PA.Địa chỉ đất NN]</w:t>
       </w:r>
     </w:p>
     <w:p>
@@ -1316,27 +1324,40 @@
     <w:p>
       <w:pPr>
         <w:spacing w:after="120" w:line="264" w:lineRule="auto"/>
-        <w:ind w:left="720"/>
-        <w:jc w:val="both"/>
-        <w:rPr>
-          <w:rFonts w:eastAsia="Times New Roman" w:cs="Times New Roman"/>
-          <w:b/>
-          <w:color w:val="000000"/>
-          <w:sz w:val="28"/>
-          <w:szCs w:val="28"/>
-          <w:lang w:val="en-US"/>
-        </w:rPr>
-      </w:pPr>
-      <w:r>
-        <w:rPr>
-          <w:rFonts w:eastAsia="Times New Roman" w:cs="Times New Roman"/>
-          <w:b/>
-          <w:color w:val="000000"/>
-          <w:sz w:val="28"/>
-          <w:szCs w:val="28"/>
-          <w:lang w:val="en-US"/>
-        </w:rPr>
-        <w:t>[PA.I8] sào * [PA.C32] đồng/sào = [PA.C33] đồng</w:t>
+        <w:ind w:firstLine="709"/>
+        <w:jc w:val="both"/>
+        <w:rPr>
+          <w:rFonts w:eastAsia="Times New Roman" w:cs="Times New Roman"/>
+          <w:b/>
+          <w:color w:val="000000"/>
+          <w:sz w:val="28"/>
+          <w:szCs w:val="28"/>
+          <w:lang w:val="en-US"/>
+        </w:rPr>
+      </w:pPr>
+      <w:r>
+        <w:rPr>
+          <w:rFonts w:eastAsia="Calibri" w:cs="Times New Roman"/>
+          <w:sz w:val="26"/>
+          <w:szCs w:val="28"/>
+        </w:rPr>
+        <w:t xml:space="preserve">[PA.Số sào đất] sào * [PA.Đơn giá nhà kính/sào] đồng/sào = </w:t>
+      </w:r>
+      <w:r>
+        <w:rPr>
+          <w:rFonts w:eastAsia="Calibri" w:cs="Times New Roman"/>
+          <w:sz w:val="26"/>
+          <w:szCs w:val="28"/>
+        </w:rPr>
+        <w:t>[PA.Tổng nhu cầu vốn]</w:t>
+      </w:r>
+      <w:r>
+        <w:rPr>
+          <w:rFonts w:eastAsia="Calibri" w:cs="Times New Roman"/>
+          <w:sz w:val="26"/>
+          <w:szCs w:val="28"/>
+        </w:rPr>
+        <w:t xml:space="preserve"> đồng</w:t>
       </w:r>
     </w:p>
     <w:p>
@@ -1562,13 +1583,11 @@
       </w:r>
       <w:r>
         <w:rPr>
-          <w:rFonts w:eastAsia="Times New Roman" w:cs="Times New Roman"/>
-          <w:color w:val="000000"/>
-          <w:sz w:val="28"/>
-          <w:szCs w:val="28"/>
-          <w:lang w:val="en-US"/>
-        </w:rPr>
-        <w:t>[PA.C46]</w:t>
+          <w:rFonts w:eastAsia="Calibri" w:cs="Times New Roman"/>
+          <w:sz w:val="26"/>
+          <w:szCs w:val="28"/>
+        </w:rPr>
+        <w:t>[PA.Ngày HĐ thi công]</w:t>
       </w:r>
     </w:p>
     <w:p>
@@ -1691,7 +1710,17 @@
           <w:szCs w:val="28"/>
           <w:lang w:val="en-US"/>
         </w:rPr>
-        <w:t>[PA.I7].</w:t>
+        <w:t>[PA.Địa chỉ đất NN]</w:t>
+      </w:r>
+      <w:r>
+        <w:rPr>
+          <w:rFonts w:eastAsia="Times New Roman" w:cs="Times New Roman"/>
+          <w:color w:val="000000"/>
+          <w:sz w:val="28"/>
+          <w:szCs w:val="28"/>
+          <w:lang w:val="en-US"/>
+        </w:rPr>
+        <w:t>.</w:t>
       </w:r>
     </w:p>
     <w:p>
@@ -2508,7 +2537,7 @@
           <w:szCs w:val="28"/>
           <w:lang w:val="en-US"/>
         </w:rPr>
-        <w:t>[PA.C35]</w:t>
+        <w:t>[PA.Vốn đối ứng]</w:t>
       </w:r>
       <w:r>
         <w:rPr>
@@ -2595,7 +2624,18 @@
           <w:szCs w:val="28"/>
           <w:lang w:val="en-US"/>
         </w:rPr>
-        <w:t xml:space="preserve">[PA.C33] </w:t>
+        <w:t>[PA.Số tiền vay]</w:t>
+      </w:r>
+      <w:r>
+        <w:rPr>
+          <w:rFonts w:eastAsia="Times New Roman" w:cs="Times New Roman"/>
+          <w:b/>
+          <w:color w:val="000000"/>
+          <w:sz w:val="28"/>
+          <w:szCs w:val="28"/>
+          <w:lang w:val="en-US"/>
+        </w:rPr>
+        <w:t xml:space="preserve"> </w:t>
       </w:r>
       <w:r>
         <w:rPr>
@@ -4389,7 +4429,6 @@
               <w:bottom w:val="nil"/>
               <w:right w:val="nil"/>
             </w:tcBorders>
-            <w:shd w:val="clear" w:color="auto" w:fill="auto"/>
             <w:vAlign w:val="bottom"/>
             <w:hideMark/>
           </w:tcPr>
@@ -4536,8 +4575,8 @@
         <w:textAlignment w:val="baseline"/>
         <w:rPr>
           <w:rFonts w:eastAsia="Times New Roman" w:cs="Times New Roman"/>
-          <w:b/>
           <w:bCs/>
+          <w:i/>
           <w:color w:val="000000" w:themeColor="text1"/>
           <w:sz w:val="26"/>
           <w:szCs w:val="26"/>
@@ -4584,7 +4623,7 @@
           <w:szCs w:val="26"/>
           <w:bdr w:val="none" w:sz="0" w:space="0" w:color="auto" w:frame="1"/>
         </w:rPr>
-        <w:t xml:space="preserve">thi công dựng nhà kính số [PA.C45] </w:t>
+        <w:t xml:space="preserve">thi công dựng nhà kính </w:t>
       </w:r>
       <w:r>
         <w:rPr>
@@ -4596,7 +4635,7 @@
           <w:szCs w:val="26"/>
           <w:bdr w:val="none" w:sz="0" w:space="0" w:color="auto" w:frame="1"/>
         </w:rPr>
-        <w:t xml:space="preserve">ngày </w:t>
+        <w:t>số [PA.Số HĐ thi công] ngày [PA.Ngày HĐ thi công]</w:t>
       </w:r>
       <w:r>
         <w:rPr>
@@ -4608,7 +4647,7 @@
           <w:szCs w:val="26"/>
           <w:bdr w:val="none" w:sz="0" w:space="0" w:color="auto" w:frame="1"/>
         </w:rPr>
-        <w:t>[PA.C46]</w:t>
+        <w:t xml:space="preserve"> giữa </w:t>
       </w:r>
       <w:r>
         <w:rPr>
@@ -4620,7 +4659,7 @@
           <w:szCs w:val="26"/>
           <w:bdr w:val="none" w:sz="0" w:space="0" w:color="auto" w:frame="1"/>
         </w:rPr>
-        <w:t xml:space="preserve"> giữa </w:t>
+        <w:t>[Danh xưng]</w:t>
       </w:r>
       <w:r>
         <w:rPr>
@@ -4632,7 +4671,8 @@
           <w:szCs w:val="26"/>
           <w:bdr w:val="none" w:sz="0" w:space="0" w:color="auto" w:frame="1"/>
         </w:rPr>
-        <w:t>[Danh xưng]</w:t>
+        <w:tab/>
+        <w:t>[Tên khách hàng] và Ông</w:t>
       </w:r>
       <w:r>
         <w:rPr>
@@ -4643,9 +4683,9 @@
           <w:sz w:val="26"/>
           <w:szCs w:val="26"/>
           <w:bdr w:val="none" w:sz="0" w:space="0" w:color="auto" w:frame="1"/>
-        </w:rPr>
-        <w:tab/>
-        <w:t>[Tên khách hàng] và Ông</w:t>
+          <w:lang w:val="en-US"/>
+        </w:rPr>
+        <w:t xml:space="preserve"> </w:t>
       </w:r>
       <w:r>
         <w:rPr>
@@ -4657,7 +4697,6 @@
           <w:szCs w:val="26"/>
           <w:bdr w:val="none" w:sz="0" w:space="0" w:color="auto" w:frame="1"/>
         </w:rPr>
-        <w:tab/>
         <w:t>[UNC.Khách hàng thụ hưởng].</w:t>
       </w:r>
     </w:p>
@@ -4831,7 +4870,7 @@
           <w:szCs w:val="26"/>
           <w:lang w:val="en-US"/>
         </w:rPr>
-        <w:t>[PA.I8]</w:t>
+        <w:t>[PA.Số sào đất]</w:t>
       </w:r>
       <w:r>
         <w:rPr>
@@ -4859,7 +4898,7 @@
           <w:szCs w:val="28"/>
           <w:lang w:val="en-US"/>
         </w:rPr>
-        <w:t>[PA.I7]</w:t>
+        <w:t>[PA.Địa chỉ đất NN]</w:t>
       </w:r>
       <w:r>
         <w:rPr>
@@ -5143,7 +5182,7 @@
           <w:szCs w:val="28"/>
           <w:lang w:val="en-US"/>
         </w:rPr>
-        <w:t>[PA.I7]</w:t>
+        <w:t>[PA.Địa chỉ đất NN]</w:t>
       </w:r>
     </w:p>
     <w:p>
@@ -5606,7 +5645,7 @@
           <w:szCs w:val="26"/>
           <w:lang w:val="en-US"/>
         </w:rPr>
-        <w:t>[PA.C33]</w:t>
+        <w:t>[PA.Số tiền vay]</w:t>
       </w:r>
       <w:r>
         <w:rPr>
@@ -5633,7 +5672,7 @@
           <w:szCs w:val="26"/>
           <w:lang w:val="pt-BR"/>
         </w:rPr>
-        <w:t>[HĐTD.Bằng chữ]</w:t>
+        <w:t>[PA.Số tiền vay bằng chữ]</w:t>
       </w:r>
       <w:r>
         <w:rPr>
@@ -5690,6 +5729,7 @@
           <w:sz w:val="26"/>
           <w:szCs w:val="26"/>
         </w:rPr>
+        <w:lastRenderedPageBreak/>
         <w:tab/>
         <w:t xml:space="preserve">       ĐẠI DIỆN BÊN A</w:t>
       </w:r>
@@ -5762,6 +5802,18 @@
           <w:color w:val="000000" w:themeColor="text1"/>
           <w:sz w:val="26"/>
           <w:szCs w:val="26"/>
+          <w:lang w:val="en-US"/>
+        </w:rPr>
+      </w:pPr>
+    </w:p>
+    <w:p>
+      <w:pPr>
+        <w:rPr>
+          <w:rFonts w:cs="Times New Roman"/>
+          <w:color w:val="000000" w:themeColor="text1"/>
+          <w:sz w:val="26"/>
+          <w:szCs w:val="26"/>
+          <w:lang w:val="en-US"/>
         </w:rPr>
       </w:pPr>
     </w:p>
